--- a/docs/paper/paper_a/submission/paper_a_supplementary.docx
+++ b/docs/paper/paper_a/submission/paper_a_supplementary.docx
@@ -7,7 +7,13 @@
         <w:pStyle w:val="Title"/>
       </w:pPr>
       <w:r>
-        <w:t xml:space="preserve">Supplementary material for: An operational reconstruction ladder for spacetime quantities from causal order</w:t>
+        <w:t xml:space="preserve">Supplementary material for</w:t>
+      </w:r>
+      <w:r>
+        <w:t xml:space="preserve"> </w:t>
+      </w:r>
+      <w:r>
+        <w:t xml:space="preserve">“Spacetime quantities from causal order: an operational ladder with preregistered validations at finite density”</w:t>
       </w:r>
     </w:p>
     <w:p>

--- a/docs/paper/paper_a/submission/paper_a_supplementary.docx
+++ b/docs/paper/paper_a/submission/paper_a_supplementary.docx
@@ -3234,19 +3234,7 @@
         <w:t xml:space="preserve"> </w:t>
       </w:r>
       <w:r>
-        <w:t xml:space="preserve">added each rung’s artifact, and each freeze head is an</w:t>
-      </w:r>
-      <w:r>
-        <w:t xml:space="preserve"> </w:t>
-      </w:r>
-      <w:r>
-        <w:t xml:space="preserve">ancestor of its results commit—the freeze-before-execution ordering is</w:t>
-      </w:r>
-      <w:r>
-        <w:t xml:space="preserve"> </w:t>
-      </w:r>
-      <w:r>
-        <w:t xml:space="preserve">checked by</w:t>
+        <w:t xml:space="preserve">added each rung’s artifact.</w:t>
       </w:r>
       <w:r>
         <w:t xml:space="preserve"> </w:t>
@@ -3261,7 +3249,7 @@
         <w:t xml:space="preserve"> </w:t>
       </w:r>
       <w:r>
-        <w:t xml:space="preserve">with</w:t>
+        <w:t xml:space="preserve">verifies each freeze head as an ancestor of its result commit with</w:t>
       </w:r>
       <w:r>
         <w:t xml:space="preserve"> </w:t>
@@ -3273,13 +3261,7 @@
         <w:t xml:space="preserve">git merge-base --is-ancestor</w:t>
       </w:r>
       <w:r>
-        <w:t xml:space="preserve">, per rung, exactly as for the</w:t>
-      </w:r>
-      <w:r>
-        <w:t xml:space="preserve"> </w:t>
-      </w:r>
-      <w:r>
-        <w:t xml:space="preserve">capstone.</w:t>
+        <w:t xml:space="preserve">, per rung.</w:t>
       </w:r>
     </w:p>
     <w:bookmarkEnd w:id="10"/>
